--- a/pr-preview/pr-215/permutation-tests-handout-tracked-changes.docx
+++ b/pr-preview/pr-215/permutation-tests-handout-tracked-changes.docx
@@ -16,7 +16,7 @@
       </w:pPr>
       <w:del w:id="1" w:author="PR Preview" w:date="2026-01-01T00:00:00Z">
         <w:r>
-          <w:delText xml:space="preserve">Last modified: 2026-10-15 12:56:30 (PDT)</w:delText>
+          <w:delText xml:space="preserve">Last modified: 2026-10-15 13:27:16 (PDT)</w:delText>
         </w:r>
       </w:del>
     </w:p>
@@ -26,7 +26,7 @@
       </w:pPr>
       <w:ins w:id="2" w:author="PR Preview" w:date="2026-01-01T00:00:00Z">
         <w:r>
-          <w:t xml:space="preserve">Last modified: 2026-10-15 12:43:47 (PDT)</w:t>
+          <w:t xml:space="preserve">Last modified: 2026-10-15 13:30:33 (PDT)</w:t>
         </w:r>
       </w:ins>
     </w:p>
@@ -11140,9 +11140,63 @@
       </w:r>
     </w:p>
     <w:bookmarkEnd w:id="35"/>
+    <w:p>
+      <w:pPr>
+        <w:pStyle w:val="Compact"/>
+        <w:numPr>
+          <w:ilvl w:val="0"/>
+          <w:numId w:val="1001"/>
+        </w:numPr>
+      </w:pPr>
+      <w:r>
+        <w:t xml:space="preserve">Hogg et al. (2019, sec. 8.5, pp. 392–402)</w:t>
+      </w:r>
+      <w:r>
+        <w:t xml:space="preserve"> </w:t>
+      </w:r>
+      <w:r>
+        <w:t xml:space="preserve">covers some distribution-free tests.</w:t>
+      </w:r>
+    </w:p>
+    <w:p>
+      <w:pPr>
+        <w:pStyle w:val="Compact"/>
+        <w:numPr>
+          <w:ilvl w:val="0"/>
+          <w:numId w:val="1001"/>
+        </w:numPr>
+      </w:pPr>
+      <w:r>
+        <w:t xml:space="preserve">Rice (2007, sec. 11.2.3, pp. 435–442)</w:t>
+      </w:r>
+      <w:r>
+        <w:t xml:space="preserve"> </w:t>
+      </w:r>
+      <w:r>
+        <w:t xml:space="preserve">covers the Mann–Whitney test.</w:t>
+      </w:r>
+    </w:p>
+    <w:p>
+      <w:pPr>
+        <w:pStyle w:val="Compact"/>
+        <w:numPr>
+          <w:ilvl w:val="0"/>
+          <w:numId w:val="1001"/>
+        </w:numPr>
+      </w:pPr>
+      <w:r>
+        <w:t xml:space="preserve">Rice (2007, sec. 11.4.6, p. 456)</w:t>
+      </w:r>
+      <w:r>
+        <w:t xml:space="preserve"> </w:t>
+      </w:r>
+      <w:r>
+        <w:t xml:space="preserve">covers randomization.</w:t>
+      </w:r>
+    </w:p>
     <w:bookmarkEnd w:id="36"/>
     <w:bookmarkEnd w:id="37"/>
-    <w:bookmarkStart w:id="50" w:name="sec-monte-carlo-permutation"/>
+    <w:bookmarkStart w:id="48" w:name="sec-monte-carlo-permutation"/>
     <w:p>
       <w:pPr>
         <w:pStyle w:val="Heading2"/>
@@ -12860,7 +12914,7 @@
       </w:r>
     </w:p>
     <w:bookmarkEnd w:id="43"/>
-    <w:bookmarkStart w:id="47" w:name="thm-monte-carlo-p-valid"/>
+    <w:bookmarkStart w:id="44" w:name="thm-monte-carlo-p-valid"/>
     <w:p>
       <w:pPr>
         <w:pStyle w:val="BodyText"/>
@@ -13223,142 +13277,46 @@
         </m:oMath>
       </m:oMathPara>
     </w:p>
-    <w:tbl>
-      <w:tblPr>
-        <w:tblStyle w:val="Table"/>
-        <w:tblLook w:firstRow="0" w:lastRow="0" w:firstColumn="0" w:lastColumn="0" w:noHBand="0" w:noVBand="0" w:val="0000"/>
-        <w:tblBorders>
-          <w:top w:val="single" w:sz="4" w:space="0" w:color="0758E5"/>
-          <w:left w:val="single" w:sz="24" w:space="0" w:color="0758E5"/>
-          <w:bottom w:val="single" w:sz="4" w:space="0" w:color="0758E5"/>
-          <w:right w:val="single" w:sz="4" w:space="0" w:color="0758E5"/>
-        </w:tblBorders>
-        <w:tblCellMar>
-          <w:left w:w="144" w:type="dxa"/>
-          <w:right w:w="144" w:type="dxa"/>
-        </w:tblCellMar>
-        <w:tblLook w:firstRow="0" w:lastRow="0" w:firstColumn="0" w:lastColumn="0" w:noHBand="0" w:noVBand="0" w:val="0000"/>
-      </w:tblPr>
-      <w:tr>
-        <w:trPr>
-          <w:cantSplit/>
-        </w:trPr>
-        <w:tc>
-          <w:tcPr>
-            <w:shd w:color="auto" w:fill="dae6fb" w:val="clear"/>
-            <w:tcMar>
-              <w:top w:w="92" w:type="dxa"/>
-              <w:bottom w:w="92" w:type="dxa"/>
-            </w:tcMar>
-          </w:tcPr>
-          <w:p>
-            <w:pPr>
-              <w:pStyle w:val="FirstParagraph"/>
-            </w:pPr>
-            <w:pPr>
-              <w:spacing w:before="0" w:after="0"/>
-              <w:textAlignment w:val="center"/>
-            </w:pPr>
-            <w:r>
-              <w:drawing>
-                <wp:inline>
-                  <wp:extent cx="152400" cy="152400"/>
-                  <wp:effectExtent b="0" l="0" r="0" t="0"/>
-                  <wp:docPr descr="" title="" id="45" name="Picture"/>
-                  <a:graphic>
-                    <a:graphicData uri="http://schemas.openxmlformats.org/drawingml/2006/picture">
-                      <pic:pic>
-                        <pic:nvPicPr>
-                          <pic:cNvPr descr="/opt/quarto/share/formats/docx/note.png" id="46" name="Picture"/>
-                          <pic:cNvPicPr>
-                            <a:picLocks noChangeArrowheads="1" noChangeAspect="1"/>
-                          </pic:cNvPicPr>
-                        </pic:nvPicPr>
-                        <pic:blipFill>
-                          <a:blip r:embed="rId44"/>
-                          <a:stretch>
-                            <a:fillRect/>
-                          </a:stretch>
-                        </pic:blipFill>
-                        <pic:spPr bwMode="auto">
-                          <a:xfrm>
-                            <a:off x="0" y="0"/>
-                            <a:ext cx="152400" cy="152400"/>
-                          </a:xfrm>
-                          <a:prstGeom prst="rect">
-                            <a:avLst/>
-                          </a:prstGeom>
-                          <a:noFill/>
-                          <a:ln w="9525">
-                            <a:noFill/>
-                            <a:headEnd/>
-                            <a:tailEnd/>
-                          </a:ln>
-                        </pic:spPr>
-                      </pic:pic>
-                    </a:graphicData>
-                  </a:graphic>
-                </wp:inline>
-              </w:drawing>
-            </w:r>
-            <w:r>
-              <w:t xml:space="preserve"> </w:t>
-            </w:r>
-            <w:r>
-              <w:t xml:space="preserve"> </w:t>
-            </w:r>
-            <w:r>
-              <w:t xml:space="preserve">Source</w:t>
-            </w:r>
-          </w:p>
-        </w:tc>
-      </w:tr>
-      <w:tr>
-        <w:trPr>
-          <w:cantSplit/>
-        </w:trPr>
-        <w:tc>
-          <w:tcPr>
-            <w:tcMar>
-              <w:top w:w="108" w:type="dxa"/>
-              <w:bottom w:w="108" w:type="dxa"/>
-            </w:tcMar>
-          </w:tcPr>
-          <w:p>
-            <w:pPr>
-              <w:pStyle w:val="BodyText"/>
-            </w:pPr>
-            <w:pPr>
-              <w:spacing w:before="16" w:after="16"/>
-            </w:pPr>
-            <w:r>
-              <w:t xml:space="preserve">Phipson and Smyth</w:t>
-            </w:r>
-            <w:r>
-              <w:t xml:space="preserve"> </w:t>
-            </w:r>
-            <w:r>
-              <w:t xml:space="preserve">(2010)</w:t>
-            </w:r>
-            <w:r>
-              <w:t xml:space="preserve"> </w:t>
-            </w:r>
-            <w:r>
-              <w:t xml:space="preserve">show that the Monte Carlo p-value with the added 1 is valid for random permutations.</w:t>
-            </w:r>
-            <w:r>
-              <w:t xml:space="preserve"> </w:t>
-            </w:r>
-            <w:r>
-              <w:t xml:space="preserve">The proof is omitted here.</w:t>
-            </w:r>
-          </w:p>
-          <w:p/>
-        </w:tc>
-      </w:tr>
-    </w:tbl>
-    <w:bookmarkEnd w:id="47"/>
-    <w:bookmarkStart w:id="48" w:name="exm-monte-carlo-p-valid"/>
+    <w:bookmarkEnd w:id="44"/>
+    <w:bookmarkStart w:id="45" w:name="rem-source-monte-carlo-p-valid"/>
+    <w:p>
+      <w:pPr>
+        <w:pStyle w:val="FirstParagraph"/>
+      </w:pPr>
+      <w:r>
+        <w:rPr>
+          <w:i/>
+          <w:iCs/>
+        </w:rPr>
+        <w:t xml:space="preserve">Remark 2</w:t>
+      </w:r>
+      <w:r>
+        <w:t xml:space="preserve"> (Source: The Monte Carlo permutation p-value is valid). </w:t>
+      </w:r>
+      <w:r>
+        <w:t xml:space="preserve">Phipson and Smyth</w:t>
+      </w:r>
+      <w:r>
+        <w:t xml:space="preserve"> </w:t>
+      </w:r>
+      <w:r>
+        <w:t xml:space="preserve">(2010)</w:t>
+      </w:r>
+      <w:r>
+        <w:t xml:space="preserve"> </w:t>
+      </w:r>
+      <w:r>
+        <w:t xml:space="preserve">show that the Monte Carlo p-value with the added 1 is valid for random permutations.</w:t>
+      </w:r>
+      <w:r>
+        <w:t xml:space="preserve"> </w:t>
+      </w:r>
+      <w:r>
+        <w:t xml:space="preserve">The proof is omitted here.</w:t>
+      </w:r>
+    </w:p>
+    <w:bookmarkEnd w:id="45"/>
+    <w:bookmarkStart w:id="46" w:name="exm-monte-carlo-p-valid"/>
     <w:p>
       <w:pPr>
         <w:pStyle w:val="BodyText"/>
@@ -14442,8 +14400,8 @@
         <w:t xml:space="preserve">to be a round number such as 100 makes the grid easy to read.</w:t>
       </w:r>
     </w:p>
-    <w:bookmarkEnd w:id="48"/>
-    <w:bookmarkStart w:id="49" w:name="rem-plus-one"/>
+    <w:bookmarkEnd w:id="46"/>
+    <w:bookmarkStart w:id="47" w:name="rem-plus-one"/>
     <w:p>
       <w:pPr>
         <w:pStyle w:val="BodyText"/>
@@ -14453,7 +14411,7 @@
           <w:i/>
           <w:iCs/>
         </w:rPr>
-        <w:t xml:space="preserve">Remark 2</w:t>
+        <w:t xml:space="preserve">Remark 3</w:t>
       </w:r>
       <w:r>
         <w:t xml:space="preserve"> (Why add 1). </w:t>
@@ -14685,9 +14643,23 @@
         <w:t xml:space="preserve">.</w:t>
       </w:r>
     </w:p>
-    <w:bookmarkEnd w:id="49"/>
-    <w:bookmarkEnd w:id="50"/>
-    <w:bookmarkStart w:id="53" w:name="sec-permutation-multiple-testing"/>
+    <w:bookmarkEnd w:id="47"/>
+    <w:p>
+      <w:pPr>
+        <w:pStyle w:val="BodyText"/>
+      </w:pPr>
+      <w:r>
+        <w:t xml:space="preserve">Hogg et al. (2019, sec. 7.7, pp. 353–360)</w:t>
+      </w:r>
+      <w:r>
+        <w:t xml:space="preserve"> </w:t>
+      </w:r>
+      <w:r>
+        <w:t xml:space="preserve">covers resampling methods.</w:t>
+      </w:r>
+    </w:p>
+    <w:bookmarkEnd w:id="48"/>
+    <w:bookmarkStart w:id="51" w:name="sec-permutation-multiple-testing"/>
     <w:p>
       <w:pPr>
         <w:pStyle w:val="Heading2"/>
@@ -14696,7 +14668,7 @@
         <w:t xml:space="preserve">5 Permutation tests and multiple testing</w:t>
       </w:r>
     </w:p>
-    <w:bookmarkStart w:id="52" w:name="exm-permutation-all-genes"/>
+    <w:bookmarkStart w:id="50" w:name="exm-permutation-all-genes"/>
     <w:p>
       <w:pPr>
         <w:pStyle w:val="FirstParagraph"/>
@@ -16348,7 +16320,7 @@
       <w:r>
         <w:t xml:space="preserve"> </w:t>
       </w:r>
-      <w:hyperlink r:id="rId51">
+      <w:hyperlink r:id="rId49">
         <w:r>
           <w:rPr>
             <w:rStyle w:val="Hyperlink"/>
@@ -16822,9 +16794,9 @@
         <w:t xml:space="preserve">The two sets of p-values give BH rejection counts of 249 and 250.</w:t>
       </w:r>
     </w:p>
-    <w:bookmarkEnd w:id="52"/>
-    <w:bookmarkEnd w:id="53"/>
-    <w:bookmarkStart w:id="63" w:name="sec-permutation-reading"/>
+    <w:bookmarkEnd w:id="50"/>
+    <w:bookmarkEnd w:id="51"/>
+    <w:bookmarkStart w:id="52" w:name="sec-permutation-reading"/>
     <w:p>
       <w:pPr>
         <w:pStyle w:val="Heading2"/>
@@ -16838,7 +16810,7 @@
         <w:pStyle w:val="Compact"/>
         <w:numPr>
           <w:ilvl w:val="0"/>
-          <w:numId w:val="1001"/>
+          <w:numId w:val="1002"/>
         </w:numPr>
       </w:pPr>
       <w:r>
@@ -16856,7 +16828,7 @@
         <w:pStyle w:val="Compact"/>
         <w:numPr>
           <w:ilvl w:val="0"/>
-          <w:numId w:val="1001"/>
+          <w:numId w:val="1002"/>
         </w:numPr>
       </w:pPr>
       <w:r>
@@ -16874,7 +16846,7 @@
         <w:pStyle w:val="Compact"/>
         <w:numPr>
           <w:ilvl w:val="0"/>
-          <w:numId w:val="1001"/>
+          <w:numId w:val="1002"/>
         </w:numPr>
       </w:pPr>
       <w:r>
@@ -16893,8 +16865,18 @@
         <w:t xml:space="preserve">applies permutation and other resampling methods to multiple testing.</w:t>
       </w:r>
     </w:p>
-    <w:bookmarkStart w:id="62" w:name="refs"/>
-    <w:bookmarkStart w:id="55" w:name="ref-good2005permutation"/>
+    <w:bookmarkEnd w:id="52"/>
+    <w:bookmarkStart w:id="64" w:name="references"/>
+    <w:p>
+      <w:pPr>
+        <w:pStyle w:val="Heading2"/>
+      </w:pPr>
+      <w:r>
+        <w:t xml:space="preserve">References</w:t>
+      </w:r>
+    </w:p>
+    <w:bookmarkStart w:id="63" w:name="refs"/>
+    <w:bookmarkStart w:id="54" w:name="ref-good2005permutation"/>
     <w:p>
       <w:pPr>
         <w:pStyle w:val="Bibliography"/>
@@ -16918,7 +16900,7 @@
       <w:r>
         <w:t xml:space="preserve"> </w:t>
       </w:r>
-      <w:hyperlink r:id="rId54">
+      <w:hyperlink r:id="rId53">
         <w:r>
           <w:rPr>
             <w:rStyle w:val="Hyperlink"/>
@@ -16928,6 +16910,29 @@
       </w:hyperlink>
       <w:r>
         <w:t xml:space="preserve">.</w:t>
+      </w:r>
+    </w:p>
+    <w:bookmarkEnd w:id="54"/>
+    <w:bookmarkStart w:id="55" w:name="ref-hoggtanis2015"/>
+    <w:p>
+      <w:pPr>
+        <w:pStyle w:val="Bibliography"/>
+      </w:pPr>
+      <w:r>
+        <w:t xml:space="preserve">Hogg, Robert V., Elliot A. Tanis, and Dale L. Zimmerman. 2019.</w:t>
+      </w:r>
+      <w:r>
+        <w:t xml:space="preserve"> </w:t>
+      </w:r>
+      <w:r>
+        <w:rPr>
+          <w:i/>
+          <w:iCs/>
+        </w:rPr>
+        <w:t xml:space="preserve">Probability and Statistical Inference</w:t>
+      </w:r>
+      <w:r>
+        <w:t xml:space="preserve">. Tenth edition. Pearson.</w:t>
       </w:r>
     </w:p>
     <w:bookmarkEnd w:id="55"/>
@@ -17074,8 +17079,31 @@
       </w:r>
     </w:p>
     <w:bookmarkEnd w:id="61"/>
+    <w:bookmarkStart w:id="62" w:name="ref-rice2007mathematical"/>
+    <w:p>
+      <w:pPr>
+        <w:pStyle w:val="Bibliography"/>
+      </w:pPr>
+      <w:r>
+        <w:t xml:space="preserve">Rice, John A. 2007.</w:t>
+      </w:r>
+      <w:r>
+        <w:t xml:space="preserve"> </w:t>
+      </w:r>
+      <w:r>
+        <w:rPr>
+          <w:i/>
+          <w:iCs/>
+        </w:rPr>
+        <w:t xml:space="preserve">Mathematical Statistics and Data Analysis</w:t>
+      </w:r>
+      <w:r>
+        <w:t xml:space="preserve">. 3rd ed. Cengage Learning.</w:t>
+      </w:r>
+    </w:p>
     <w:bookmarkEnd w:id="62"/>
     <w:bookmarkEnd w:id="63"/>
+    <w:bookmarkEnd w:id="64"/>
     <w:sectPr>
       <w:footnotePr>
         <w:numRestart w:val="eachSect"/>
@@ -17293,6 +17321,9 @@
     <w:abstractNumId w:val="990"/>
   </w:num>
   <w:num w:numId="1001">
+    <w:abstractNumId w:val="991"/>
+  </w:num>
+  <w:num w:numId="1002">
     <w:abstractNumId w:val="991"/>
   </w:num>
 </w:numbering>
